--- a/prompt_engineering/project_task_decomposition_curriculum_design_statisticalTest/prompt_task_decomposition_curriculum_preparation_in_statisticalTest.docx
+++ b/prompt_engineering/project_task_decomposition_curriculum_design_statisticalTest/prompt_task_decomposition_curriculum_preparation_in_statisticalTest.docx
@@ -153,7 +153,47 @@
           <w:sz w:val="28"/>
           <w:szCs w:val="28"/>
         </w:rPr>
-        <w:t xml:space="preserve"> t-test, Chi-Square Test, ANOVA, Pearson Correlation, Linear Regression, Logistic Regression, Shapiro-Wilk Test, Levene's Test, Kolmogorov-Smirnov Test, Mann-Whitney U Test, Kruskal wallis test, Kolmogorov-Smirnov (KS) Test, non parametric test.</w:t>
+        <w:t xml:space="preserve"> t-test, Chi-Square Test, ANOVA, Pearson Correlation, Linear Regression, Logistic Regression, Shapiro-Wilk Test, Levene's Test, Kolmogorov-Smirnov Test, Mann-Whitney U Test, Kruskal </w:t>
+      </w:r>
+      <w:proofErr w:type="spellStart"/>
+      <w:r>
+        <w:rPr>
+          <w:i/>
+          <w:iCs/>
+          <w:sz w:val="28"/>
+          <w:szCs w:val="28"/>
+        </w:rPr>
+        <w:t>wallis</w:t>
+      </w:r>
+      <w:proofErr w:type="spellEnd"/>
+      <w:r>
+        <w:rPr>
+          <w:i/>
+          <w:iCs/>
+          <w:sz w:val="28"/>
+          <w:szCs w:val="28"/>
+        </w:rPr>
+        <w:t xml:space="preserve"> test, Kolmogorov-Smirnov (KS) Test, </w:t>
+      </w:r>
+      <w:proofErr w:type="spellStart"/>
+      <w:r>
+        <w:rPr>
+          <w:i/>
+          <w:iCs/>
+          <w:sz w:val="28"/>
+          <w:szCs w:val="28"/>
+        </w:rPr>
+        <w:t>non parametric</w:t>
+      </w:r>
+      <w:proofErr w:type="spellEnd"/>
+      <w:r>
+        <w:rPr>
+          <w:i/>
+          <w:iCs/>
+          <w:sz w:val="28"/>
+          <w:szCs w:val="28"/>
+        </w:rPr>
+        <w:t xml:space="preserve"> test.</w:t>
       </w:r>
     </w:p>
     <w:p>
@@ -191,7 +231,25 @@
           <w:sz w:val="28"/>
           <w:szCs w:val="28"/>
         </w:rPr>
-        <w:t xml:space="preserve">Also tell me which topic i should also cover that is not present above and could be relevant to industry. </w:t>
+        <w:t xml:space="preserve">Also tell me which topic </w:t>
+      </w:r>
+      <w:r>
+        <w:rPr>
+          <w:i/>
+          <w:iCs/>
+          <w:sz w:val="28"/>
+          <w:szCs w:val="28"/>
+        </w:rPr>
+        <w:t>I</w:t>
+      </w:r>
+      <w:r>
+        <w:rPr>
+          <w:i/>
+          <w:iCs/>
+          <w:sz w:val="28"/>
+          <w:szCs w:val="28"/>
+        </w:rPr>
+        <w:t xml:space="preserve"> should also cover that is not present above and could be relevant to industry. </w:t>
       </w:r>
     </w:p>
     <w:p>
@@ -1267,7 +1325,27 @@
           <w:sz w:val="28"/>
           <w:szCs w:val="28"/>
         </w:rPr>
-        <w:t xml:space="preserve"> (from  1 to 7 only</w:t>
+        <w:t xml:space="preserve"> (</w:t>
+      </w:r>
+      <w:proofErr w:type="gramStart"/>
+      <w:r>
+        <w:rPr>
+          <w:b/>
+          <w:bCs/>
+          <w:sz w:val="28"/>
+          <w:szCs w:val="28"/>
+        </w:rPr>
+        <w:t>from  1</w:t>
+      </w:r>
+      <w:proofErr w:type="gramEnd"/>
+      <w:r>
+        <w:rPr>
+          <w:b/>
+          <w:bCs/>
+          <w:sz w:val="28"/>
+          <w:szCs w:val="28"/>
+        </w:rPr>
+        <w:t xml:space="preserve"> to 7 only</w:t>
       </w:r>
       <w:r>
         <w:rPr>
@@ -1492,16 +1570,56 @@
           <w:sz w:val="28"/>
           <w:szCs w:val="28"/>
         </w:rPr>
-        <w:t xml:space="preserve">, seaborn, stats, scipy library, </w:t>
-      </w:r>
-      <w:r>
-        <w:rPr>
-          <w:i/>
-          <w:iCs/>
-          <w:sz w:val="28"/>
-          <w:szCs w:val="28"/>
-        </w:rPr>
-        <w:t xml:space="preserve"> but are new to this statistical test.</w:t>
+        <w:t xml:space="preserve">, seaborn, stats, </w:t>
+      </w:r>
+      <w:proofErr w:type="spellStart"/>
+      <w:r>
+        <w:rPr>
+          <w:i/>
+          <w:iCs/>
+          <w:sz w:val="28"/>
+          <w:szCs w:val="28"/>
+        </w:rPr>
+        <w:t>scipy</w:t>
+      </w:r>
+      <w:proofErr w:type="spellEnd"/>
+      <w:r>
+        <w:rPr>
+          <w:i/>
+          <w:iCs/>
+          <w:sz w:val="28"/>
+          <w:szCs w:val="28"/>
+        </w:rPr>
+        <w:t xml:space="preserve"> </w:t>
+      </w:r>
+      <w:proofErr w:type="gramStart"/>
+      <w:r>
+        <w:rPr>
+          <w:i/>
+          <w:iCs/>
+          <w:sz w:val="28"/>
+          <w:szCs w:val="28"/>
+        </w:rPr>
+        <w:t xml:space="preserve">library, </w:t>
+      </w:r>
+      <w:r>
+        <w:rPr>
+          <w:i/>
+          <w:iCs/>
+          <w:sz w:val="28"/>
+          <w:szCs w:val="28"/>
+        </w:rPr>
+        <w:t xml:space="preserve"> but</w:t>
+      </w:r>
+      <w:proofErr w:type="gramEnd"/>
+      <w:r>
+        <w:rPr>
+          <w:i/>
+          <w:iCs/>
+          <w:sz w:val="28"/>
+          <w:szCs w:val="28"/>
+        </w:rPr>
+        <w:t xml:space="preserve"> are new to this statistical test.</w:t>
       </w:r>
     </w:p>
     <w:p>
@@ -1667,14 +1785,25 @@
           <w:szCs w:val="28"/>
         </w:rPr>
       </w:pPr>
-      <w:r>
-        <w:rPr>
-          <w:i/>
-          <w:iCs/>
-          <w:sz w:val="28"/>
-          <w:szCs w:val="28"/>
-        </w:rPr>
-        <w:t>statsmodels datasets</w:t>
+      <w:proofErr w:type="spellStart"/>
+      <w:r>
+        <w:rPr>
+          <w:i/>
+          <w:iCs/>
+          <w:sz w:val="28"/>
+          <w:szCs w:val="28"/>
+        </w:rPr>
+        <w:t>statsmodels</w:t>
+      </w:r>
+      <w:proofErr w:type="spellEnd"/>
+      <w:r>
+        <w:rPr>
+          <w:i/>
+          <w:iCs/>
+          <w:sz w:val="28"/>
+          <w:szCs w:val="28"/>
+        </w:rPr>
+        <w:t xml:space="preserve"> datasets</w:t>
       </w:r>
     </w:p>
     <w:p>
@@ -1690,14 +1819,25 @@
           <w:szCs w:val="28"/>
         </w:rPr>
       </w:pPr>
-      <w:r>
-        <w:rPr>
-          <w:i/>
-          <w:iCs/>
-          <w:sz w:val="28"/>
-          <w:szCs w:val="28"/>
-        </w:rPr>
-        <w:t>scipy datasets</w:t>
+      <w:proofErr w:type="spellStart"/>
+      <w:r>
+        <w:rPr>
+          <w:i/>
+          <w:iCs/>
+          <w:sz w:val="28"/>
+          <w:szCs w:val="28"/>
+        </w:rPr>
+        <w:t>scipy</w:t>
+      </w:r>
+      <w:proofErr w:type="spellEnd"/>
+      <w:r>
+        <w:rPr>
+          <w:i/>
+          <w:iCs/>
+          <w:sz w:val="28"/>
+          <w:szCs w:val="28"/>
+        </w:rPr>
+        <w:t xml:space="preserve"> datasets</w:t>
       </w:r>
     </w:p>
     <w:p>
@@ -1963,6 +2103,7 @@
         </w:rPr>
         <w:t xml:space="preserve">, </w:t>
       </w:r>
+      <w:proofErr w:type="spellStart"/>
       <w:r>
         <w:rPr>
           <w:i/>
@@ -1972,6 +2113,7 @@
         </w:rPr>
         <w:t>numpy</w:t>
       </w:r>
+      <w:proofErr w:type="spellEnd"/>
       <w:r>
         <w:rPr>
           <w:i/>
@@ -2017,6 +2159,8 @@
         </w:rPr>
         <w:t xml:space="preserve">, </w:t>
       </w:r>
+      <w:proofErr w:type="spellStart"/>
+      <w:proofErr w:type="gramStart"/>
       <w:r>
         <w:rPr>
           <w:i/>
@@ -2026,6 +2170,8 @@
         </w:rPr>
         <w:t>scipy.stats</w:t>
       </w:r>
+      <w:proofErr w:type="spellEnd"/>
+      <w:proofErr w:type="gramEnd"/>
       <w:r>
         <w:rPr>
           <w:i/>
@@ -2035,6 +2181,7 @@
         </w:rPr>
         <w:t xml:space="preserve">, </w:t>
       </w:r>
+      <w:proofErr w:type="spellStart"/>
       <w:r>
         <w:rPr>
           <w:i/>
@@ -2044,6 +2191,7 @@
         </w:rPr>
         <w:t>statsmodels</w:t>
       </w:r>
+      <w:proofErr w:type="spellEnd"/>
     </w:p>
     <w:p>
       <w:pPr>
@@ -2606,7 +2754,23 @@
           <w:sz w:val="28"/>
           <w:szCs w:val="28"/>
         </w:rPr>
-        <w:t>Each of the 5 sub-topics (effect size, multiple testing correction, power analysis, A/B testing framework, bootstrapping) has enough theory + practical depth to be its own 20-30 minute segment — that's already 100-150 minutes if done properly, way over your stated 40-minute pattern for other stages.</w:t>
+        <w:t xml:space="preserve">Each of the 5 sub-topics (effect size, multiple testing correction, power analysis, A/B testing framework, bootstrapping) has enough theory + practical depth to be its own </w:t>
+      </w:r>
+      <w:proofErr w:type="gramStart"/>
+      <w:r>
+        <w:rPr>
+          <w:sz w:val="28"/>
+          <w:szCs w:val="28"/>
+        </w:rPr>
+        <w:t>20-30 minute</w:t>
+      </w:r>
+      <w:proofErr w:type="gramEnd"/>
+      <w:r>
+        <w:rPr>
+          <w:sz w:val="28"/>
+          <w:szCs w:val="28"/>
+        </w:rPr>
+        <w:t xml:space="preserve"> segment — that's already 100-150 minutes if done properly, way over your stated 40-minute pattern for other stages.</w:t>
       </w:r>
     </w:p>
     <w:p>
@@ -6860,6 +7024,7 @@
   <w:style w:type="character" w:default="1" w:styleId="DefaultParagraphFont">
     <w:name w:val="Default Paragraph Font"/>
     <w:uiPriority w:val="1"/>
+    <w:semiHidden/>
     <w:unhideWhenUsed/>
   </w:style>
   <w:style w:type="table" w:default="1" w:styleId="TableNormal">
